--- a/appthere-conformance/fixtures/docx/table-row-taller-than-page.docx
+++ b/appthere-conformance/fixtures/docx/table-row-taller-than-page.docx
@@ -4,24 +4,12 @@
   <w:body>
     <w:p>
       <w:r>
-        <w:rPr>
-          <w:rFonts w:ascii="Carlito" w:hAnsi="Carlito"/>
-          <w:sz w:val="22"/>
-        </w:rPr>
         <w:t>Before the table.</w:t>
       </w:r>
     </w:p>
     <w:tbl>
       <w:tblPr>
         <w:tblW w:w="9360" w:type="dxa"/>
-        <w:tblBorders>
-          <w:top w:val="single" w:sz="8" w:color="000000"/>
-          <w:bottom w:val="single" w:sz="8" w:color="000000"/>
-          <w:left w:val="single" w:sz="8" w:color="000000"/>
-          <w:right w:val="single" w:sz="8" w:color="000000"/>
-          <w:insideH w:val="single" w:sz="8" w:color="000000"/>
-          <w:insideV w:val="single" w:sz="8" w:color="000000"/>
-        </w:tblBorders>
       </w:tblPr>
       <w:tblGrid>
         <w:gridCol w:w="1800"/>
@@ -31,13 +19,15 @@
         <w:tc>
           <w:tcPr>
             <w:tcW w:w="1800" w:type="dxa"/>
+            <w:tcBorders>
+              <w:top w:val="single" w:sz="8" w:color="000000"/>
+              <w:bottom w:val="single" w:sz="8" w:color="000000"/>
+              <w:left w:val="single" w:sz="8" w:color="000000"/>
+              <w:right w:val="single" w:sz="8" w:color="000000"/>
+            </w:tcBorders>
           </w:tcPr>
           <w:p>
             <w:r>
-              <w:rPr>
-                <w:rFonts w:ascii="Carlito" w:hAnsi="Carlito"/>
-                <w:sz w:val="22"/>
-              </w:rPr>
               <w:t xml:space="preserve">LABEL</w:t>
             </w:r>
           </w:p>
@@ -45,13 +35,15 @@
         <w:tc>
           <w:tcPr>
             <w:tcW w:w="7560" w:type="dxa"/>
+            <w:tcBorders>
+              <w:top w:val="single" w:sz="8" w:color="000000"/>
+              <w:bottom w:val="single" w:sz="8" w:color="000000"/>
+              <w:left w:val="single" w:sz="8" w:color="000000"/>
+              <w:right w:val="single" w:sz="8" w:color="000000"/>
+            </w:tcBorders>
           </w:tcPr>
           <w:p>
             <w:r>
-              <w:rPr>
-                <w:rFonts w:ascii="Carlito" w:hAnsi="Carlito"/>
-                <w:sz w:val="22"/>
-              </w:rPr>
               <w:t xml:space="preserve">Sentence 1 of a deliberately long cell paragraph that must run past the bottom of the page so the row cannot fit on one. Sentence 2 of a deliberately long cell paragraph that must run past the bottom of the page so the row cannot fit on one. Sentence 3 of a deliberately long cell paragraph that must run past the bottom of the page so the row cannot fit on one. Sentence 4 of a deliberately long cell paragraph that must run past the bottom of the page so the row cannot fit on one. Sentence 5 of a deliberately long cell paragraph that must run past the bottom of the page so the row cannot fit on one. Sentence 6 of a deliberately long cell paragraph that must run past the bottom of the page so the row cannot fit on one. Sentence 7 of a deliberately long cell paragraph that must run past the bottom of the page so the row cannot fit on one. Sentence 8 of a deliberately long cell paragraph that must run past the bottom of the page so the row cannot fit on one. Sentence 9 of a deliberately long cell paragraph that must run past the bottom of the page so the row cannot fit on one. Sentence 10 of a deliberately long cell paragraph that must run past the bottom of the page so the row cannot fit on one. Sentence 11 of a deliberately long cell paragraph that must run past the bottom of the page so the row cannot fit on one. Sentence 12 of a deliberately long cell paragraph that must run past the bottom of the page so the row cannot fit on one. Sentence 13 of a deliberately long cell paragraph that must run past the bottom of the page so the row cannot fit on one. Sentence 14 of a deliberately long cell paragraph that must run past the bottom of the page so the row cannot fit on one. Sentence 15 of a deliberately long cell paragraph that must run past the bottom of the page so the row cannot fit on one. Sentence 16 of a deliberately long cell paragraph that must run past the bottom of the page so the row cannot fit on one. Sentence 17 of a deliberately long cell paragraph that must run past the bottom of the page so the row cannot fit on one. Sentence 18 of a deliberately long cell paragraph that must run past the bottom of the page so the row cannot fit on one. Sentence 19 of a deliberately long cell paragraph that must run past the bottom of the page so the row cannot fit on one. Sentence 20 of a deliberately long cell paragraph that must run past the bottom of the page so the row cannot fit on one. Sentence 21 of a deliberately long cell paragraph that must run past the bottom of the page so the row cannot fit on one. Sentence 22 of a deliberately long cell paragraph that must run past the bottom of the page so the row cannot fit on one. Sentence 23 of a deliberately long cell paragraph that must run past the bottom of the page so the row cannot fit on one. Sentence 24 of a deliberately long cell paragraph that must run past the bottom of the page so the row cannot fit on one. Sentence 25 of a deliberately long cell paragraph that must run past the bottom of the page so the row cannot fit on one. Sentence 26 of a deliberately long cell paragraph that must run past the bottom of the page so the row cannot fit on one. Sentence 27 of a deliberately long cell paragraph that must run past the bottom of the page so the row cannot fit on one. Sentence 28 of a deliberately long cell paragraph that must run past the bottom of the page so the row cannot fit on one. Sentence 29 of a deliberately long cell paragraph that must run past the bottom of the page so the row cannot fit on one. Sentence 30 of a deliberately long cell paragraph that must run past the bottom of the page so the row cannot fit on one. Sentence 31 of a deliberately long cell paragraph that must run past the bottom of the page so the row cannot fit on one. Sentence 32 of a deliberately long cell paragraph that must run past the bottom of the page so the row cannot fit on one. Sentence 33 of a deliberately long cell paragraph that must run past the bottom of the page so the row cannot fit on one. Sentence 34 of a deliberately long cell paragraph that must run past the bottom of the page so the row cannot fit on one. Sentence 35 of a deliberately long cell paragraph that must run past the bottom of the page so the row cannot fit on one. Sentence 36 of a deliberately long cell paragraph that must run past the bottom of the page so the row cannot fit on one. Sentence 37 of a deliberately long cell paragraph that must run past the bottom of the page so the row cannot fit on one. Sentence 38 of a deliberately long cell paragraph that must run past the bottom of the page so the row cannot fit on one. Sentence 39 of a deliberately long cell paragraph that must run past the bottom of the page so the row cannot fit on one. Sentence 40 of a deliberately long cell paragraph that must run past the bottom of the page so the row cannot fit on one. Sentence 41 of a deliberately long cell paragraph that must run past the bottom of the page so the row cannot fit on one. Sentence 42 of a deliberately long cell paragraph that must run past the bottom of the page so the row cannot fit on one. Sentence 43 of a deliberately long cell paragraph that must run past the bottom of the page so the row cannot fit on one. Sentence 44 of a deliberately long cell paragraph that must run past the bottom of the page so the row cannot fit on one. Sentence 45 of a deliberately long cell paragraph that must run past the bottom of the page so the row cannot fit on one. Sentence 46 of a deliberately long cell paragraph that must run past the bottom of the page so the row cannot fit on one. Sentence 47 of a deliberately long cell paragraph that must run past the bottom of the page so the row cannot fit on one. Sentence 48 of a deliberately long cell paragraph that must run past the bottom of the page so the row cannot fit on one. Sentence 49 of a deliberately long cell paragraph that must run past the bottom of the page so the row cannot fit on one. Sentence 50 of a deliberately long cell paragraph that must run past the bottom of the page so the row cannot fit on one. Sentence 51 of a deliberately long cell paragraph that must run past the bottom of the page so the row cannot fit on one. Sentence 52 of a deliberately long cell paragraph that must run past the bottom of the page so the row cannot fit on one. Sentence 53 of a deliberately long cell paragraph that must run past the bottom of the page so the row cannot fit on one. Sentence 54 of a deliberately long cell paragraph that must run past the bottom of the page so the row cannot fit on one. Sentence 55 of a deliberately long cell paragraph that must run past the bottom of the page so the row cannot fit on one. Sentence 56 of a deliberately long cell paragraph that must run past the bottom of the page so the row cannot fit on one. Sentence 57 of a deliberately long cell paragraph that must run past the bottom of the page so the row cannot fit on one. Sentence 58 of a deliberately long cell paragraph that must run past the bottom of the page so the row cannot fit on one. Sentence 59 of a deliberately long cell paragraph that must run past the bottom of the page so the row cannot fit on one. </w:t>
             </w:r>
           </w:p>
@@ -61,13 +53,15 @@
         <w:tc>
           <w:tcPr>
             <w:tcW w:w="1800" w:type="dxa"/>
+            <w:tcBorders>
+              <w:top w:val="single" w:sz="8" w:color="000000"/>
+              <w:bottom w:val="single" w:sz="8" w:color="000000"/>
+              <w:left w:val="single" w:sz="8" w:color="000000"/>
+              <w:right w:val="single" w:sz="8" w:color="000000"/>
+            </w:tcBorders>
           </w:tcPr>
           <w:p>
             <w:r>
-              <w:rPr>
-                <w:rFonts w:ascii="Carlito" w:hAnsi="Carlito"/>
-                <w:sz w:val="22"/>
-              </w:rPr>
               <w:t xml:space="preserve">AFTER</w:t>
             </w:r>
           </w:p>
@@ -75,13 +69,15 @@
         <w:tc>
           <w:tcPr>
             <w:tcW w:w="7560" w:type="dxa"/>
+            <w:tcBorders>
+              <w:top w:val="single" w:sz="8" w:color="000000"/>
+              <w:bottom w:val="single" w:sz="8" w:color="000000"/>
+              <w:left w:val="single" w:sz="8" w:color="000000"/>
+              <w:right w:val="single" w:sz="8" w:color="000000"/>
+            </w:tcBorders>
           </w:tcPr>
           <w:p>
             <w:r>
-              <w:rPr>
-                <w:rFonts w:ascii="Carlito" w:hAnsi="Carlito"/>
-                <w:sz w:val="22"/>
-              </w:rPr>
               <w:t xml:space="preserve">row after the tall one</w:t>
             </w:r>
           </w:p>
@@ -90,10 +86,6 @@
     </w:tbl>
     <w:p>
       <w:r>
-        <w:rPr>
-          <w:rFonts w:ascii="Carlito" w:hAnsi="Carlito"/>
-          <w:sz w:val="22"/>
-        </w:rPr>
         <w:t>After the table.</w:t>
       </w:r>
     </w:p>
@@ -103,4 +95,25 @@
     </w:sectPr>
   </w:body>
 </w:document>
+</file>
+
+<file path=word/styles.xml><?xml version="1.0" encoding="utf-8"?>
+<w:styles xmlns:w="http://schemas.openxmlformats.org/wordprocessingml/2006/main">
+  <w:docDefaults>
+    <w:rPrDefault>
+      <w:rPr>
+        <w:rFonts w:ascii="Carlito" w:hAnsi="Carlito" w:cs="Carlito"/>
+        <w:sz w:val="22"/>
+      </w:rPr>
+    </w:rPrDefault>
+    <w:pPrDefault>
+      <w:pPr>
+        <w:spacing w:after="0" w:line="240" w:lineRule="auto"/>
+      </w:pPr>
+    </w:pPrDefault>
+  </w:docDefaults>
+  <w:style w:type="paragraph" w:default="1" w:styleId="Normal">
+    <w:name w:val="Normal"/>
+  </w:style>
+</w:styles>
 </file>